--- a/Calendario2026/Actividades/A9_ACLs/v3/act9_matricula.docx
+++ b/Calendario2026/Actividades/A9_ACLs/v3/act9_matricula.docx
@@ -172,7 +172,7 @@
                                     </pic:cNvPicPr>
                                   </pic:nvPicPr>
                                   <pic:blipFill>
-                                    <a:blip r:embed="rId6">
+                                    <a:blip r:embed="rId5">
                                       <a:extLst>
                                         <a:ext uri="{28A0092B-C50C-407E-A947-70E740481C1C}">
                                           <a14:useLocalDpi xmlns:a14="http://schemas.microsoft.com/office/drawing/2010/main" val="0"/>
@@ -470,7 +470,7 @@
                                           <pic:cNvPicPr/>
                                         </pic:nvPicPr>
                                         <pic:blipFill>
-                                          <a:blip r:embed="rId7"/>
+                                          <a:blip r:embed="rId6"/>
                                           <a:stretch>
                                             <a:fillRect/>
                                           </a:stretch>
@@ -534,7 +534,7 @@
                                     <pic:cNvPicPr/>
                                   </pic:nvPicPr>
                                   <pic:blipFill>
-                                    <a:blip r:embed="rId8"/>
+                                    <a:blip r:embed="rId6"/>
                                     <a:stretch>
                                       <a:fillRect/>
                                     </a:stretch>
@@ -1000,28 +1000,14 @@
           <w:rFonts w:ascii="Arial" w:hAnsi="Arial" w:cs="Arial"/>
           <w:color w:val="0D0D0D" w:themeColor="text1" w:themeTint="F2"/>
         </w:rPr>
-        <w:t xml:space="preserve">todos los equipos de las </w:t>
+        <w:t xml:space="preserve">todos los equipos de la </w:t>
       </w:r>
       <w:r>
         <w:rPr>
           <w:rFonts w:ascii="Arial" w:hAnsi="Arial" w:cs="Arial"/>
           <w:color w:val="0D0D0D" w:themeColor="text1" w:themeTint="F2"/>
         </w:rPr>
-        <w:t>subred</w:t>
-      </w:r>
-      <w:r>
-        <w:rPr>
-          <w:rFonts w:ascii="Arial" w:hAnsi="Arial" w:cs="Arial"/>
-          <w:color w:val="0D0D0D" w:themeColor="text1" w:themeTint="F2"/>
-        </w:rPr>
-        <w:t>es</w:t>
-      </w:r>
-      <w:r>
-        <w:rPr>
-          <w:rFonts w:ascii="Arial" w:hAnsi="Arial" w:cs="Arial"/>
-          <w:color w:val="0D0D0D" w:themeColor="text1" w:themeTint="F2"/>
-        </w:rPr>
-        <w:t xml:space="preserve"> de </w:t>
+        <w:t xml:space="preserve">subred de </w:t>
       </w:r>
       <w:r>
         <w:rPr>
@@ -1035,11 +1021,55 @@
       <w:r>
         <w:rPr>
           <w:rFonts w:ascii="Arial" w:hAnsi="Arial" w:cs="Arial"/>
+          <w:color w:val="0D0D0D" w:themeColor="text1" w:themeTint="F2"/>
+        </w:rPr>
+        <w:t xml:space="preserve"> tenga acceso </w:t>
+      </w:r>
+      <w:r>
+        <w:rPr>
+          <w:rFonts w:ascii="Arial" w:hAnsi="Arial" w:cs="Arial"/>
+          <w:color w:val="0D0D0D" w:themeColor="text1" w:themeTint="F2"/>
+          <w:lang w:val="es-MX"/>
+        </w:rPr>
+        <w:t>externo</w:t>
+      </w:r>
+      <w:r>
+        <w:rPr>
+          <w:rFonts w:ascii="Arial" w:hAnsi="Arial" w:cs="Arial"/>
+          <w:color w:val="0D0D0D" w:themeColor="text1" w:themeTint="F2"/>
+        </w:rPr>
+        <w:t xml:space="preserve"> a los servicios de </w:t>
+      </w:r>
+      <w:r>
+        <w:rPr>
+          <w:rFonts w:ascii="Arial" w:hAnsi="Arial" w:cs="Arial"/>
           <w:b/>
           <w:bCs/>
           <w:color w:val="0D0D0D" w:themeColor="text1" w:themeTint="F2"/>
         </w:rPr>
-        <w:t xml:space="preserve"> y</w:t>
+        <w:t xml:space="preserve">WEB </w:t>
+      </w:r>
+      <w:r>
+        <w:rPr>
+          <w:rFonts w:ascii="Arial" w:hAnsi="Arial" w:cs="Arial"/>
+          <w:color w:val="0D0D0D" w:themeColor="text1" w:themeTint="F2"/>
+        </w:rPr>
+        <w:t xml:space="preserve">del </w:t>
+      </w:r>
+      <w:r>
+        <w:rPr>
+          <w:rFonts w:ascii="Arial" w:hAnsi="Arial" w:cs="Arial"/>
+          <w:color w:val="0D0D0D" w:themeColor="text1" w:themeTint="F2"/>
+          <w:lang w:val="es-MX"/>
+        </w:rPr>
+        <w:t>servidor</w:t>
+      </w:r>
+      <w:r>
+        <w:rPr>
+          <w:rFonts w:ascii="Arial" w:hAnsi="Arial" w:cs="Arial"/>
+          <w:color w:val="0D0D0D" w:themeColor="text1" w:themeTint="F2"/>
+        </w:rPr>
+        <w:t xml:space="preserve"> </w:t>
       </w:r>
       <w:r>
         <w:rPr>
@@ -1048,7 +1078,7 @@
           <w:bCs/>
           <w:color w:val="0D0D0D" w:themeColor="text1" w:themeTint="F2"/>
         </w:rPr>
-        <w:t xml:space="preserve"> </w:t>
+        <w:t>facebook</w:t>
       </w:r>
       <w:r>
         <w:rPr>
@@ -1057,69 +1087,7 @@
           <w:bCs/>
           <w:color w:val="0D0D0D" w:themeColor="text1" w:themeTint="F2"/>
         </w:rPr>
-        <w:t>Profesores</w:t>
-      </w:r>
-      <w:r>
-        <w:rPr>
-          <w:rFonts w:ascii="Arial" w:hAnsi="Arial" w:cs="Arial"/>
-          <w:color w:val="0D0D0D" w:themeColor="text1" w:themeTint="F2"/>
-        </w:rPr>
-        <w:t xml:space="preserve"> tengan acceso </w:t>
-      </w:r>
-      <w:r>
-        <w:rPr>
-          <w:rFonts w:ascii="Arial" w:hAnsi="Arial" w:cs="Arial"/>
-          <w:color w:val="0D0D0D" w:themeColor="text1" w:themeTint="F2"/>
-          <w:lang w:val="es-MX"/>
-        </w:rPr>
-        <w:t>externo</w:t>
-      </w:r>
-      <w:r>
-        <w:rPr>
-          <w:rFonts w:ascii="Arial" w:hAnsi="Arial" w:cs="Arial"/>
-          <w:color w:val="0D0D0D" w:themeColor="text1" w:themeTint="F2"/>
-        </w:rPr>
-        <w:t xml:space="preserve"> a los servicios de </w:t>
-      </w:r>
-      <w:r>
-        <w:rPr>
-          <w:rFonts w:ascii="Arial" w:hAnsi="Arial" w:cs="Arial"/>
-          <w:b/>
-          <w:bCs/>
-          <w:color w:val="0D0D0D" w:themeColor="text1" w:themeTint="F2"/>
-        </w:rPr>
-        <w:t xml:space="preserve">WEB </w:t>
-      </w:r>
-      <w:r>
-        <w:rPr>
-          <w:rFonts w:ascii="Arial" w:hAnsi="Arial" w:cs="Arial"/>
-          <w:color w:val="0D0D0D" w:themeColor="text1" w:themeTint="F2"/>
-        </w:rPr>
-        <w:t xml:space="preserve">del </w:t>
-      </w:r>
-      <w:r>
-        <w:rPr>
-          <w:rFonts w:ascii="Arial" w:hAnsi="Arial" w:cs="Arial"/>
-          <w:color w:val="0D0D0D" w:themeColor="text1" w:themeTint="F2"/>
-          <w:lang w:val="es-MX"/>
-        </w:rPr>
-        <w:t>servidor</w:t>
-      </w:r>
-      <w:r>
-        <w:rPr>
-          <w:rFonts w:ascii="Arial" w:hAnsi="Arial" w:cs="Arial"/>
-          <w:color w:val="0D0D0D" w:themeColor="text1" w:themeTint="F2"/>
-        </w:rPr>
-        <w:t xml:space="preserve"> </w:t>
-      </w:r>
-      <w:r>
-        <w:rPr>
-          <w:rFonts w:ascii="Arial" w:hAnsi="Arial" w:cs="Arial"/>
-          <w:b/>
-          <w:bCs/>
-          <w:color w:val="0D0D0D" w:themeColor="text1" w:themeTint="F2"/>
-        </w:rPr>
-        <w:t>dnsserver.</w:t>
+        <w:t>.</w:t>
       </w:r>
       <w:r>
         <w:rPr>
@@ -1336,7 +1304,7 @@
         </w:trPr>
         <w:tc>
           <w:tcPr>
-            <w:tcW w:w="2000" w:type="dxa"/>
+            <w:tcW w:w="1996" w:type="dxa"/>
             <w:vAlign w:val="center"/>
           </w:tcPr>
           <w:p>
@@ -1360,7 +1328,7 @@
         </w:tc>
         <w:tc>
           <w:tcPr>
-            <w:tcW w:w="1617" w:type="dxa"/>
+            <w:tcW w:w="1639" w:type="dxa"/>
             <w:vAlign w:val="center"/>
           </w:tcPr>
           <w:p>
@@ -1384,7 +1352,7 @@
         </w:tc>
         <w:tc>
           <w:tcPr>
-            <w:tcW w:w="1943" w:type="dxa"/>
+            <w:tcW w:w="1939" w:type="dxa"/>
             <w:vAlign w:val="center"/>
           </w:tcPr>
           <w:p>
@@ -1432,7 +1400,7 @@
         </w:tc>
         <w:tc>
           <w:tcPr>
-            <w:tcW w:w="2465" w:type="dxa"/>
+            <w:tcW w:w="2458" w:type="dxa"/>
             <w:vAlign w:val="center"/>
           </w:tcPr>
           <w:p>
@@ -1474,7 +1442,7 @@
         </w:tc>
         <w:tc>
           <w:tcPr>
-            <w:tcW w:w="2464" w:type="dxa"/>
+            <w:tcW w:w="2457" w:type="dxa"/>
             <w:vAlign w:val="center"/>
           </w:tcPr>
           <w:p>
@@ -1521,7 +1489,7 @@
         </w:trPr>
         <w:tc>
           <w:tcPr>
-            <w:tcW w:w="2000" w:type="dxa"/>
+            <w:tcW w:w="1996" w:type="dxa"/>
             <w:vAlign w:val="center"/>
           </w:tcPr>
           <w:p>
@@ -1547,7 +1515,7 @@
         </w:tc>
         <w:tc>
           <w:tcPr>
-            <w:tcW w:w="1617" w:type="dxa"/>
+            <w:tcW w:w="1639" w:type="dxa"/>
             <w:vAlign w:val="center"/>
           </w:tcPr>
           <w:p>
@@ -1567,7 +1535,7 @@
                 <w:bCs/>
                 <w:color w:val="0D0D0D" w:themeColor="text1" w:themeTint="F2"/>
               </w:rPr>
-              <w:t>dnsserver</w:t>
+              <w:t>facebook</w:t>
             </w:r>
             <w:r>
               <w:rPr>
@@ -1582,7 +1550,7 @@
         </w:tc>
         <w:tc>
           <w:tcPr>
-            <w:tcW w:w="1943" w:type="dxa"/>
+            <w:tcW w:w="1939" w:type="dxa"/>
             <w:vAlign w:val="center"/>
           </w:tcPr>
           <w:p>
@@ -1603,13 +1571,13 @@
                 <w:color w:val="0D0D0D" w:themeColor="text1" w:themeTint="F2"/>
                 <w:spacing w:val="-1"/>
               </w:rPr>
-              <w:t>1.1.1.1</w:t>
+              <w:t>65.0.1.10</w:t>
             </w:r>
           </w:p>
         </w:tc>
         <w:tc>
           <w:tcPr>
-            <w:tcW w:w="2465" w:type="dxa"/>
+            <w:tcW w:w="2458" w:type="dxa"/>
             <w:vAlign w:val="center"/>
           </w:tcPr>
           <w:p>
@@ -1631,7 +1599,7 @@
         </w:tc>
         <w:tc>
           <w:tcPr>
-            <w:tcW w:w="2464" w:type="dxa"/>
+            <w:tcW w:w="2457" w:type="dxa"/>
             <w:vAlign w:val="center"/>
           </w:tcPr>
           <w:p>
@@ -1658,7 +1626,7 @@
         </w:trPr>
         <w:tc>
           <w:tcPr>
-            <w:tcW w:w="2000" w:type="dxa"/>
+            <w:tcW w:w="1996" w:type="dxa"/>
             <w:vAlign w:val="center"/>
           </w:tcPr>
           <w:p>
@@ -1684,7 +1652,7 @@
         </w:tc>
         <w:tc>
           <w:tcPr>
-            <w:tcW w:w="1617" w:type="dxa"/>
+            <w:tcW w:w="1639" w:type="dxa"/>
             <w:vAlign w:val="center"/>
           </w:tcPr>
           <w:p>
@@ -1704,7 +1672,7 @@
                 <w:bCs/>
                 <w:color w:val="0D0D0D" w:themeColor="text1" w:themeTint="F2"/>
               </w:rPr>
-              <w:t>dnsserver</w:t>
+              <w:t>facebook</w:t>
             </w:r>
             <w:r>
               <w:rPr>
@@ -1719,7 +1687,7 @@
         </w:tc>
         <w:tc>
           <w:tcPr>
-            <w:tcW w:w="1943" w:type="dxa"/>
+            <w:tcW w:w="1939" w:type="dxa"/>
             <w:vAlign w:val="center"/>
           </w:tcPr>
           <w:p>
@@ -1738,13 +1706,13 @@
                 <w:color w:val="0D0D0D" w:themeColor="text1" w:themeTint="F2"/>
                 <w:spacing w:val="-1"/>
               </w:rPr>
-              <w:t>1.1.1.1</w:t>
+              <w:t>65.0.1.10</w:t>
             </w:r>
           </w:p>
         </w:tc>
         <w:tc>
           <w:tcPr>
-            <w:tcW w:w="2465" w:type="dxa"/>
+            <w:tcW w:w="2458" w:type="dxa"/>
             <w:vAlign w:val="center"/>
           </w:tcPr>
           <w:p>
@@ -1760,13 +1728,13 @@
                 <w:rFonts w:ascii="Arial" w:hAnsi="Arial" w:cs="Arial"/>
                 <w:color w:val="FF0000"/>
               </w:rPr>
-              <w:t>Fail</w:t>
+              <w:t>Success</w:t>
             </w:r>
           </w:p>
         </w:tc>
         <w:tc>
           <w:tcPr>
-            <w:tcW w:w="2464" w:type="dxa"/>
+            <w:tcW w:w="2457" w:type="dxa"/>
             <w:vAlign w:val="center"/>
           </w:tcPr>
           <w:p>
@@ -1793,7 +1761,7 @@
         </w:trPr>
         <w:tc>
           <w:tcPr>
-            <w:tcW w:w="2000" w:type="dxa"/>
+            <w:tcW w:w="1996" w:type="dxa"/>
             <w:vAlign w:val="center"/>
           </w:tcPr>
           <w:p>
@@ -1819,7 +1787,7 @@
         </w:tc>
         <w:tc>
           <w:tcPr>
-            <w:tcW w:w="1617" w:type="dxa"/>
+            <w:tcW w:w="1639" w:type="dxa"/>
             <w:vAlign w:val="center"/>
           </w:tcPr>
           <w:p>
@@ -1839,7 +1807,7 @@
                 <w:bCs/>
                 <w:color w:val="0D0D0D" w:themeColor="text1" w:themeTint="F2"/>
               </w:rPr>
-              <w:t>dnsserver</w:t>
+              <w:t>facebook</w:t>
             </w:r>
             <w:r>
               <w:rPr>
@@ -1854,7 +1822,7 @@
         </w:tc>
         <w:tc>
           <w:tcPr>
-            <w:tcW w:w="1943" w:type="dxa"/>
+            <w:tcW w:w="1939" w:type="dxa"/>
             <w:vAlign w:val="center"/>
           </w:tcPr>
           <w:p>
@@ -1873,13 +1841,13 @@
                 <w:color w:val="0D0D0D" w:themeColor="text1" w:themeTint="F2"/>
                 <w:spacing w:val="-1"/>
               </w:rPr>
-              <w:t>1.1.1.1</w:t>
+              <w:t>65.0.1.10</w:t>
             </w:r>
           </w:p>
         </w:tc>
         <w:tc>
           <w:tcPr>
-            <w:tcW w:w="2465" w:type="dxa"/>
+            <w:tcW w:w="2458" w:type="dxa"/>
             <w:vAlign w:val="center"/>
           </w:tcPr>
           <w:p>
@@ -1901,7 +1869,7 @@
         </w:tc>
         <w:tc>
           <w:tcPr>
-            <w:tcW w:w="2464" w:type="dxa"/>
+            <w:tcW w:w="2457" w:type="dxa"/>
             <w:vAlign w:val="center"/>
           </w:tcPr>
           <w:p>
@@ -1928,7 +1896,7 @@
         </w:trPr>
         <w:tc>
           <w:tcPr>
-            <w:tcW w:w="2000" w:type="dxa"/>
+            <w:tcW w:w="1996" w:type="dxa"/>
             <w:vAlign w:val="center"/>
           </w:tcPr>
           <w:p>
@@ -1954,7 +1922,7 @@
         </w:tc>
         <w:tc>
           <w:tcPr>
-            <w:tcW w:w="1617" w:type="dxa"/>
+            <w:tcW w:w="1639" w:type="dxa"/>
             <w:vAlign w:val="center"/>
           </w:tcPr>
           <w:p>
@@ -1974,7 +1942,7 @@
                 <w:bCs/>
                 <w:color w:val="0D0D0D" w:themeColor="text1" w:themeTint="F2"/>
               </w:rPr>
-              <w:t>dnsserver</w:t>
+              <w:t>facebook</w:t>
             </w:r>
             <w:r>
               <w:rPr>
@@ -1989,7 +1957,7 @@
         </w:tc>
         <w:tc>
           <w:tcPr>
-            <w:tcW w:w="1943" w:type="dxa"/>
+            <w:tcW w:w="1939" w:type="dxa"/>
             <w:vAlign w:val="center"/>
           </w:tcPr>
           <w:p>
@@ -2008,13 +1976,13 @@
                 <w:color w:val="0D0D0D" w:themeColor="text1" w:themeTint="F2"/>
                 <w:spacing w:val="-1"/>
               </w:rPr>
-              <w:t>1.1.1.1</w:t>
+              <w:t>65.0.1.10</w:t>
             </w:r>
           </w:p>
         </w:tc>
         <w:tc>
           <w:tcPr>
-            <w:tcW w:w="2465" w:type="dxa"/>
+            <w:tcW w:w="2458" w:type="dxa"/>
             <w:vAlign w:val="center"/>
           </w:tcPr>
           <w:p>
@@ -2036,7 +2004,7 @@
         </w:tc>
         <w:tc>
           <w:tcPr>
-            <w:tcW w:w="2464" w:type="dxa"/>
+            <w:tcW w:w="2457" w:type="dxa"/>
             <w:vAlign w:val="center"/>
           </w:tcPr>
           <w:p>
@@ -2288,16 +2256,7 @@
                 <w:bCs/>
                 <w:color w:val="0D0D0D" w:themeColor="text1" w:themeTint="F2"/>
               </w:rPr>
-              <w:t>facebook</w:t>
-            </w:r>
-            <w:r>
-              <w:rPr>
-                <w:rFonts w:ascii="Arial" w:hAnsi="Arial" w:cs="Arial"/>
-                <w:b/>
-                <w:bCs/>
-                <w:color w:val="0D0D0D" w:themeColor="text1" w:themeTint="F2"/>
-              </w:rPr>
-              <w:t>.com</w:t>
+              <w:t>dnsserver.com</w:t>
             </w:r>
           </w:p>
         </w:tc>
@@ -2324,7 +2283,7 @@
                 <w:color w:val="0D0D0D" w:themeColor="text1" w:themeTint="F2"/>
                 <w:spacing w:val="-1"/>
               </w:rPr>
-              <w:t>65.0.1.10</w:t>
+              <w:t>1.1.1.1</w:t>
             </w:r>
           </w:p>
         </w:tc>
@@ -2403,16 +2362,7 @@
                 <w:bCs/>
                 <w:color w:val="0D0D0D" w:themeColor="text1" w:themeTint="F2"/>
               </w:rPr>
-              <w:t>facebook</w:t>
-            </w:r>
-            <w:r>
-              <w:rPr>
-                <w:rFonts w:ascii="Arial" w:hAnsi="Arial" w:cs="Arial"/>
-                <w:b/>
-                <w:bCs/>
-                <w:color w:val="0D0D0D" w:themeColor="text1" w:themeTint="F2"/>
-              </w:rPr>
-              <w:t>.com</w:t>
+              <w:t>dnsserver.com</w:t>
             </w:r>
           </w:p>
         </w:tc>
@@ -2437,7 +2387,7 @@
                 <w:color w:val="0D0D0D" w:themeColor="text1" w:themeTint="F2"/>
                 <w:spacing w:val="-1"/>
               </w:rPr>
-              <w:t>65.0.1.10</w:t>
+              <w:t>1.1.1.1</w:t>
             </w:r>
           </w:p>
         </w:tc>
@@ -2516,16 +2466,7 @@
                 <w:bCs/>
                 <w:color w:val="0D0D0D" w:themeColor="text1" w:themeTint="F2"/>
               </w:rPr>
-              <w:t>facebook</w:t>
-            </w:r>
-            <w:r>
-              <w:rPr>
-                <w:rFonts w:ascii="Arial" w:hAnsi="Arial" w:cs="Arial"/>
-                <w:b/>
-                <w:bCs/>
-                <w:color w:val="0D0D0D" w:themeColor="text1" w:themeTint="F2"/>
-              </w:rPr>
-              <w:t>.com</w:t>
+              <w:t>dnsserver.com</w:t>
             </w:r>
           </w:p>
         </w:tc>
@@ -2550,7 +2491,7 @@
                 <w:color w:val="0D0D0D" w:themeColor="text1" w:themeTint="F2"/>
                 <w:spacing w:val="-1"/>
               </w:rPr>
-              <w:t>65.0.1.10</w:t>
+              <w:t>1.1.1.1</w:t>
             </w:r>
           </w:p>
         </w:tc>
@@ -2629,16 +2570,7 @@
                 <w:bCs/>
                 <w:color w:val="0D0D0D" w:themeColor="text1" w:themeTint="F2"/>
               </w:rPr>
-              <w:t>facebook</w:t>
-            </w:r>
-            <w:r>
-              <w:rPr>
-                <w:rFonts w:ascii="Arial" w:hAnsi="Arial" w:cs="Arial"/>
-                <w:b/>
-                <w:bCs/>
-                <w:color w:val="0D0D0D" w:themeColor="text1" w:themeTint="F2"/>
-              </w:rPr>
-              <w:t>.com</w:t>
+              <w:t>dnsserver.com</w:t>
             </w:r>
           </w:p>
         </w:tc>
@@ -2663,7 +2595,7 @@
                 <w:color w:val="0D0D0D" w:themeColor="text1" w:themeTint="F2"/>
                 <w:spacing w:val="-1"/>
               </w:rPr>
-              <w:t>65.0.1.10</w:t>
+              <w:t>1.1.1.1</w:t>
             </w:r>
           </w:p>
         </w:tc>
@@ -2693,16 +2625,14 @@
     </w:tbl>
     <w:p>
       <w:pPr>
-        <w:pStyle w:val="NormalWeb"/>
-        <w:shd w:val="clear" w:color="auto" w:fill="FFFFFF"/>
-        <w:spacing w:before="0" w:beforeAutospacing="0" w:after="0" w:afterAutospacing="0" w:line="340" w:lineRule="exact"/>
         <w:ind w:left="360"/>
-        <w:jc w:val="both"/>
-        <w:rPr>
-          <w:rFonts w:ascii="Arial" w:hAnsi="Arial" w:cs="Arial"/>
-          <w:color w:val="2D3B45"/>
-          <w:sz w:val="20"/>
-          <w:szCs w:val="20"/>
+        <w:rPr>
+          <w:rFonts w:ascii="Arial" w:hAnsi="Arial" w:cs="Arial"/>
+          <w:b/>
+          <w:bCs/>
+          <w:sz w:val="24"/>
+          <w:szCs w:val="24"/>
+          <w:lang w:val="en-US"/>
         </w:rPr>
       </w:pPr>
     </w:p>
@@ -2826,7 +2756,7 @@
           <w:sz w:val="20"/>
           <w:szCs w:val="20"/>
         </w:rPr>
-        <w:t>Alumnos</w:t>
+        <w:t>Profesores</w:t>
       </w:r>
       <w:r>
         <w:rPr>
@@ -2913,7 +2843,7 @@
           <w:sz w:val="20"/>
           <w:szCs w:val="20"/>
         </w:rPr>
-        <w:t>Profesores</w:t>
+        <w:t>Servidores</w:t>
       </w:r>
       <w:r>
         <w:rPr>
@@ -3292,7 +3222,7 @@
                 <w:bCs/>
                 <w:color w:val="000000"/>
               </w:rPr>
-              <w:t>Alumno A</w:t>
+              <w:t>Profesor A</w:t>
             </w:r>
           </w:p>
         </w:tc>
@@ -3367,7 +3297,7 @@
                 <w:rFonts w:ascii="Arial" w:hAnsi="Arial" w:cs="Arial"/>
                 <w:color w:val="FF0000"/>
               </w:rPr>
-              <w:t>Success</w:t>
+              <w:t>Fail</w:t>
             </w:r>
           </w:p>
         </w:tc>
@@ -3398,7 +3328,7 @@
                 <w:bCs/>
                 <w:color w:val="000000"/>
               </w:rPr>
-              <w:t>Alumno A</w:t>
+              <w:t>Profesor A</w:t>
             </w:r>
           </w:p>
         </w:tc>
@@ -3502,7 +3432,7 @@
                 <w:bCs/>
                 <w:color w:val="000000"/>
               </w:rPr>
-              <w:t>Alumno A</w:t>
+              <w:t>Profesor A</w:t>
             </w:r>
           </w:p>
         </w:tc>
@@ -3528,7 +3458,7 @@
                 <w:bCs/>
                 <w:color w:val="000000"/>
               </w:rPr>
-              <w:t>Server Profesores</w:t>
+              <w:t>Alumno A</w:t>
             </w:r>
           </w:p>
         </w:tc>
@@ -3553,7 +3483,17 @@
                 <w:color w:val="0D0D0D" w:themeColor="text1" w:themeTint="F2"/>
                 <w:spacing w:val="-1"/>
               </w:rPr>
-              <w:t>132.254.89.238</w:t>
+              <w:t>132.254.89.</w:t>
+            </w:r>
+            <w:r>
+              <w:rPr>
+                <w:rFonts w:ascii="Arial"/>
+                <w:b/>
+                <w:bCs/>
+                <w:color w:val="0D0D0D" w:themeColor="text1" w:themeTint="F2"/>
+                <w:spacing w:val="-1"/>
+              </w:rPr>
+              <w:t>1</w:t>
             </w:r>
           </w:p>
         </w:tc>
@@ -3575,7 +3515,7 @@
                 <w:rFonts w:ascii="Arial" w:hAnsi="Arial" w:cs="Arial"/>
                 <w:color w:val="FF0000"/>
               </w:rPr>
-              <w:t>Fail</w:t>
+              <w:t>Success</w:t>
             </w:r>
           </w:p>
         </w:tc>
@@ -3606,7 +3546,7 @@
                 <w:bCs/>
                 <w:color w:val="000000"/>
               </w:rPr>
-              <w:t>Alumno A</w:t>
+              <w:t>Profesor A</w:t>
             </w:r>
           </w:p>
         </w:tc>
@@ -3688,15 +3628,16 @@
     <w:p>
       <w:pPr>
         <w:pStyle w:val="NormalWeb"/>
-        <w:shd w:val="clear" w:color="auto" w:fill="FFFFFF"/>
-        <w:spacing w:before="0" w:beforeAutospacing="0" w:after="0" w:afterAutospacing="0" w:line="340" w:lineRule="exact"/>
-        <w:ind w:left="360"/>
+        <w:shd w:val="clear" w:color="auto" w:fill="FFFFFF" w:themeFill="background1"/>
+        <w:spacing w:before="0" w:beforeAutospacing="0" w:after="120" w:afterAutospacing="0" w:line="340" w:lineRule="exact"/>
+        <w:ind w:left="357"/>
         <w:jc w:val="both"/>
         <w:rPr>
           <w:rFonts w:ascii="Arial" w:hAnsi="Arial" w:cs="Arial"/>
           <w:color w:val="2D3B45"/>
           <w:sz w:val="20"/>
           <w:szCs w:val="20"/>
+          <w:lang w:val="en-US"/>
         </w:rPr>
       </w:pPr>
     </w:p>
